--- a/public/downloads/25_Notificacao_Extrajudicial_Cobranca.docx
+++ b/public/downloads/25_Notificacao_Extrajudicial_Cobranca.docx
@@ -8,12 +8,12 @@
       </w:pPr>
       <w:r>
         <w:rPr>
-          <w:rFonts w:ascii="Arial" w:hAnsi="Arial"/>
+          <w:rFonts w:ascii="Times New Roman" w:hAnsi="Times New Roman"/>
           <w:b/>
-          <w:color w:val="1A2C4C"/>
+          <w:color w:val="0A192F"/>
           <w:sz w:val="26"/>
         </w:rPr>
-        <w:t>NOTIFICAÇÃO EXTRAJUDICIAL DE COBRANÇA COM PRAZO</w:t>
+        <w:t>NOTIFICAÇÃO EXTRAJUDICIAL FORMAL DE COBRANÇA E CONSTITUIÇÃO EM MORA COM PRAZO IMPRETERÍVEL</w:t>
       </w:r>
     </w:p>
     <w:p>
@@ -22,12 +22,12 @@
       </w:pPr>
       <w:r>
         <w:rPr>
-          <w:rFonts w:ascii="Arial" w:hAnsi="Arial"/>
+          <w:rFonts w:ascii="Times New Roman" w:hAnsi="Times New Roman"/>
           <w:i/>
-          <w:color w:val="787878"/>
-          <w:sz w:val="19"/>
+          <w:color w:val="5A5A5A"/>
+          <w:sz w:val="20"/>
         </w:rPr>
-        <w:t>Acervo de Segurança Jurídica • Módulo 3: Vida Civil e Finanças • Banca Andrade &amp; Florio</w:t>
+        <w:t>Expedida nos Termos dos Artigos 394 a 397 do Código Civil Brasileiro para Fins de Protesto e Ação Judicial</w:t>
       </w:r>
     </w:p>
     <w:p/>
@@ -45,7 +45,7 @@
         <w:tc>
           <w:tcPr>
             <w:tcW w:type="dxa" w:w="9360"/>
-            <w:shd w:fill="F4F5F7"/>
+            <w:shd w:fill="F8F9FA"/>
           </w:tcPr>
           <w:p>
             <w:pPr>
@@ -56,10 +56,12 @@
               <w:rPr>
                 <w:rFonts w:ascii="Arial" w:hAnsi="Arial"/>
                 <w:b/>
-                <w:color w:val="B48214"/>
-                <w:sz w:val="19"/>
+                <w:color w:val="8C640F"/>
+                <w:sz w:val="18"/>
               </w:rPr>
-              <w:t>💡 NOTA TÉCNICA DO ADVOGADO: Constitui o devedor em mora e serve como prova para protesto em cartório ou ação monitória/execução.</w:t>
+              <w:t>ORIENTAÇÃO TÉCNICA E SEGURANÇA JURÍDICA (ANDRADE &amp; FLORIO):</w:t>
+              <w:br/>
+              <w:t>A notificação extrajudicial comprova a ciência inequívoca do devedor e a constituição formal em mora. Serve como pressuposto processual probatório para ajuizamento de ações de cobrança, monitórias ou rescisão contratual com perdas e danos.</w:t>
             </w:r>
           </w:p>
         </w:tc>
@@ -68,100 +70,194 @@
     <w:p/>
     <w:p>
       <w:pPr>
-        <w:pStyle w:val="Heading2"/>
+        <w:spacing w:line="300" w:lineRule="auto" w:after="240"/>
+        <w:jc w:val="both"/>
       </w:pPr>
       <w:r>
-        <w:t>QUALIFICAÇÃO DAS PARTES</w:t>
-      </w:r>
-    </w:p>
-    <w:p>
-      <w:r>
-        <w:t>CREDOR NOTIFICANTE notifica DEVEDOR NOTIFICADO.</w:t>
+        <w:rPr>
+          <w:rFonts w:ascii="Times New Roman" w:hAnsi="Times New Roman"/>
+          <w:color w:val="1E1E1E"/>
+          <w:sz w:val="22"/>
+        </w:rPr>
+        <w:t>À(AO) NOTIFICADA(O):</w:t>
+        <w:br/>
+        <w:t>Nome/Razão Social: [NOME DO DEVEDOR NOTIFICADO]</w:t>
+        <w:br/>
+        <w:t>CPF/CNPJ nº: [DOCUMENTO]</w:t>
+        <w:br/>
+        <w:t>Endereço: [ENDEREÇO COMPLETO COM CEP]</w:t>
+        <w:br/>
+        <w:br/>
+        <w:t>NOTIFICANTE:</w:t>
+        <w:br/>
+        <w:t>Nome/Razão Social: [NOME DO CREDOR NOTIFICANTE], inscrito(a) no CPF/CNPJ sob o nº [DOCUMENTO], com domicílio na [ENDEREÇO COMPLETO];</w:t>
+        <w:br/>
+        <w:br/>
+        <w:t>Serve a presente para NOTIFICAR FORMALMENTE V. Sa. nos seguintes termos:</w:t>
       </w:r>
     </w:p>
     <w:p>
       <w:pPr>
-        <w:spacing w:before="200" w:after="40"/>
+        <w:spacing w:before="240" w:after="60"/>
       </w:pPr>
       <w:r>
         <w:rPr>
-          <w:rFonts w:ascii="Arial" w:hAnsi="Arial"/>
+          <w:rFonts w:ascii="Times New Roman" w:hAnsi="Times New Roman"/>
           <w:b/>
-          <w:color w:val="1A2C4C"/>
+          <w:color w:val="0A192F"/>
           <w:sz w:val="22"/>
         </w:rPr>
-        <w:t>DO DÉBITO</w:t>
+        <w:t>1. DOS FATOS E DO DÉBITO DISCRIMINADO</w:t>
       </w:r>
     </w:p>
     <w:p>
       <w:pPr>
-        <w:spacing w:before="0" w:after="120" w:line="276" w:lineRule="auto"/>
+        <w:spacing w:before="0" w:after="160" w:line="300" w:lineRule="auto"/>
+        <w:jc w:val="both"/>
       </w:pPr>
       <w:r>
         <w:rPr>
-          <w:rFonts w:ascii="Arial" w:hAnsi="Arial"/>
-          <w:color w:val="282828"/>
-          <w:sz w:val="20"/>
+          <w:rFonts w:ascii="Times New Roman" w:hAnsi="Times New Roman"/>
+          <w:color w:val="1E1E1E"/>
+          <w:sz w:val="21"/>
         </w:rPr>
-        <w:t>Notifica-se da pendência de pagamento no valor de R$ [VALOR], vencido desde [DATA].</w:t>
+        <w:t>1.1. Conforme registros e instrumentos em posse do NOTIFICANTE, V. Sa. encontra-se inadimplente com o adimplemento da obrigação decorrente de [DESCREVER: contrato nº X / prestação de serviço / notas fiscais].</w:t>
+        <w:br/>
+        <w:br/>
+        <w:t>1.2. O montante do débito em aberto perfaz a quantia consolidada de R$ [VALOR ATUALIZADO EM REAIS] ([EXTENSO]), compreendendo valor principal, atualização monetária e juros moratórios legais.</w:t>
       </w:r>
     </w:p>
     <w:p>
       <w:pPr>
-        <w:spacing w:before="200" w:after="40"/>
+        <w:spacing w:before="240" w:after="60"/>
       </w:pPr>
       <w:r>
         <w:rPr>
-          <w:rFonts w:ascii="Arial" w:hAnsi="Arial"/>
+          <w:rFonts w:ascii="Times New Roman" w:hAnsi="Times New Roman"/>
           <w:b/>
-          <w:color w:val="1A2C4C"/>
+          <w:color w:val="0A192F"/>
           <w:sz w:val="22"/>
         </w:rPr>
-        <w:t>DO PRAZO PARA QUITAÇÃO</w:t>
+        <w:t>2. DA CONSTITUIÇÃO FORMAL EM MORA (ARTS. 394 A 397 DO CÓDIGO CIVIL)</w:t>
       </w:r>
     </w:p>
     <w:p>
       <w:pPr>
-        <w:spacing w:before="0" w:after="120" w:line="276" w:lineRule="auto"/>
+        <w:spacing w:before="0" w:after="160" w:line="300" w:lineRule="auto"/>
+        <w:jc w:val="both"/>
       </w:pPr>
       <w:r>
         <w:rPr>
-          <w:rFonts w:ascii="Arial" w:hAnsi="Arial"/>
-          <w:color w:val="282828"/>
-          <w:sz w:val="20"/>
+          <w:rFonts w:ascii="Times New Roman" w:hAnsi="Times New Roman"/>
+          <w:color w:val="1E1E1E"/>
+          <w:sz w:val="21"/>
         </w:rPr>
-        <w:t>Concede-se o prazo impreterível de 48 (quarenta e oito) horas para regularização antes do protesto e medidas judiciais cabíveis.</w:t>
+        <w:t>2.1. Fica V. Sa. formalmente CONSTITUÍDO(A) EM MORA, para todos os efeitos previstos no ordenamento jurídico nacional, fixando o termo a quo para cômputo contínuo de encargos contratuais e perdas e danos.</w:t>
       </w:r>
     </w:p>
     <w:p>
+      <w:pPr>
+        <w:spacing w:before="240" w:after="60"/>
+      </w:pPr>
       <w:r>
+        <w:rPr>
+          <w:rFonts w:ascii="Times New Roman" w:hAnsi="Times New Roman"/>
+          <w:b/>
+          <w:color w:val="0A192F"/>
+          <w:sz w:val="22"/>
+        </w:rPr>
+        <w:t>3. DO PRAZO DETERMINADO PARA PURGAÇÃO DA MORA</w:t>
+      </w:r>
+    </w:p>
+    <w:p>
+      <w:pPr>
+        <w:spacing w:before="0" w:after="160" w:line="300" w:lineRule="auto"/>
+        <w:jc w:val="both"/>
+      </w:pPr>
+      <w:r>
+        <w:rPr>
+          <w:rFonts w:ascii="Times New Roman" w:hAnsi="Times New Roman"/>
+          <w:color w:val="1E1E1E"/>
+          <w:sz w:val="21"/>
+        </w:rPr>
+        <w:t>3.1. Assina-se o prazo improrrogável de 05 (cinco) dias úteis, contados do recebimento desta, para a quitação do débito mediante pagamento via PIX: [CHAVE PIX] ou depósito na Conta Corrente nº [CONTA], Agência [AGÊNCIA], Banco [BANCO], de titularidade do NOTIFICANTE.</w:t>
+      </w:r>
+    </w:p>
+    <w:p>
+      <w:pPr>
+        <w:spacing w:before="240" w:after="60"/>
+      </w:pPr>
+      <w:r>
+        <w:rPr>
+          <w:rFonts w:ascii="Times New Roman" w:hAnsi="Times New Roman"/>
+          <w:b/>
+          <w:color w:val="0A192F"/>
+          <w:sz w:val="22"/>
+        </w:rPr>
+        <w:t>4. DAS MEDIDAS COERCITIVAS E JUDICIAIS</w:t>
+      </w:r>
+    </w:p>
+    <w:p>
+      <w:pPr>
+        <w:spacing w:before="0" w:after="160" w:line="300" w:lineRule="auto"/>
+        <w:jc w:val="both"/>
+      </w:pPr>
+      <w:r>
+        <w:rPr>
+          <w:rFonts w:ascii="Times New Roman" w:hAnsi="Times New Roman"/>
+          <w:color w:val="1E1E1E"/>
+          <w:sz w:val="21"/>
+        </w:rPr>
+        <w:t>4.1. O transcurso do prazo sem o respectivo adimplemento ensejará o imediato apontamento a protesto no Tabelionato competente, inclusão de restrição cadastral perante os órgãos de proteção ao crédito (SPC/Serasa) e distribuição da competente Ação Judicial com pedido de penhora de bens e contas bancárias (Sisbajud), acrescida de honorários advocatícios sucumbenciais de 20%.</w:t>
+      </w:r>
+    </w:p>
+    <w:p>
+      <w:pPr>
+        <w:spacing w:before="360" w:after="480"/>
+      </w:pPr>
+      <w:r>
+        <w:rPr>
+          <w:rFonts w:ascii="Times New Roman" w:hAnsi="Times New Roman"/>
+          <w:sz w:val="21"/>
+        </w:rPr>
+        <w:t>E, por estarem assim justas, acordadas e contratadas, as partes firmam o presente instrumento em 02 (duas) vias de igual teor e forma, na presença das 02 (duas) testemunhas instrumentárias abaixo qualificadas, que a tudo assistiram e dão fé.</w:t>
+        <w:br/>
         <w:br/>
         <w:t>[CIDADE/UF], [DIA] de [MÊS] de 202[X].</w:t>
         <w:br/>
         <w:br/>
-      </w:r>
-    </w:p>
-    <w:p>
-      <w:r>
-        <w:t>_________________________________________</w:t>
         <w:br/>
-        <w:t>PRIMEIRA PARTE / CONTRATANTE</w:t>
+        <w:t>___________________________________________________________</w:t>
+        <w:br/>
+        <w:t>PRIMEIRA PARTE</w:t>
+        <w:br/>
+        <w:t>CPF/CNPJ nº [NÚMERO]</w:t>
         <w:br/>
         <w:br/>
-        <w:t>_________________________________________</w:t>
         <w:br/>
-        <w:t>SEGUNDA PARTE / CONTRATADA</w:t>
+        <w:t>___________________________________________________________</w:t>
+        <w:br/>
+        <w:t>SEGUNDA PARTE</w:t>
+        <w:br/>
+        <w:t>CPF/CNPJ nº [NÚMERO]</w:t>
         <w:br/>
         <w:br/>
-      </w:r>
-    </w:p>
-    <w:p>
-      <w:r>
-        <w:t>TESTEMUNHAS:</w:t>
         <w:br/>
-        <w:t>1. Nome: ____________________ CPF: ______________</w:t>
+        <w:t>TESTEMUNHAS INSTRUMENTÁRIAS:</w:t>
         <w:br/>
-        <w:t>2. Nome: ____________________ CPF: ______________</w:t>
+        <w:br/>
+        <w:t>1. ______________________________________</w:t>
+        <w:br/>
+        <w:t>Nome: [NOME COMPLETO DA TESTEMUNHA 1]</w:t>
+        <w:br/>
+        <w:t>RG nº [NÚMERO] | CPF nº [NÚMERO]</w:t>
+        <w:br/>
+        <w:br/>
+        <w:t>2. ______________________________________</w:t>
+        <w:br/>
+        <w:t>Nome: [NOME COMPLETO DA TESTEMUNHA 2]</w:t>
+        <w:br/>
+        <w:t>RG nº [NÚMERO] | CPF nº [NÚMERO]</w:t>
       </w:r>
     </w:p>
     <w:sectPr>
